--- a/Assignment 1/Documentation of Linux Network Namespace Simulation.docx
+++ b/Assignment 1/Documentation of Linux Network Namespace Simulation.docx
@@ -101,13 +101,7 @@
         <w:t>router-ns</w:t>
       </w:r>
       <w:r>
-        <w:t>). The configuration includes IP addressing, routing,</w:t>
-      </w:r>
-      <w:r>
-        <w:t xml:space="preserve"> and iptables FORWARD </w:t>
-      </w:r>
-      <w:r>
-        <w:t>settings to enable communication between the namespaces.</w:t>
+        <w:t>). The configuration includes IP addressing, routing, and iptables FORWARD settings to enable communication between the namespaces.</w:t>
       </w:r>
     </w:p>
     <w:p>
@@ -357,6 +351,7 @@
           <w14:ligatures w14:val="none"/>
         </w:rPr>
       </w:pPr>
+      <w:proofErr w:type="spellStart"/>
       <w:r>
         <w:rPr>
           <w:rFonts w:eastAsia="Times New Roman" w:cstheme="minorHAnsi"/>
@@ -365,7 +360,18 @@
           <w:szCs w:val="24"/>
           <w14:ligatures w14:val="none"/>
         </w:rPr>
-        <w:t xml:space="preserve">veth Interface: </w:t>
+        <w:t>veth</w:t>
+      </w:r>
+      <w:proofErr w:type="spellEnd"/>
+      <w:r>
+        <w:rPr>
+          <w:rFonts w:eastAsia="Times New Roman" w:cstheme="minorHAnsi"/>
+          <w:kern w:val="0"/>
+          <w:sz w:val="24"/>
+          <w:szCs w:val="24"/>
+          <w14:ligatures w14:val="none"/>
+        </w:rPr>
+        <w:t xml:space="preserve"> Interface: </w:t>
       </w:r>
       <w:r>
         <w:rPr>
@@ -516,6 +522,7 @@
           <w14:ligatures w14:val="none"/>
         </w:rPr>
       </w:pPr>
+      <w:proofErr w:type="spellStart"/>
       <w:r>
         <w:rPr>
           <w:rFonts w:eastAsia="Times New Roman" w:cstheme="minorHAnsi"/>
@@ -524,7 +531,18 @@
           <w:szCs w:val="24"/>
           <w14:ligatures w14:val="none"/>
         </w:rPr>
-        <w:t xml:space="preserve">veth Interface: </w:t>
+        <w:t>veth</w:t>
+      </w:r>
+      <w:proofErr w:type="spellEnd"/>
+      <w:r>
+        <w:rPr>
+          <w:rFonts w:eastAsia="Times New Roman" w:cstheme="minorHAnsi"/>
+          <w:kern w:val="0"/>
+          <w:sz w:val="24"/>
+          <w:szCs w:val="24"/>
+          <w14:ligatures w14:val="none"/>
+        </w:rPr>
+        <w:t xml:space="preserve"> Interface: </w:t>
       </w:r>
       <w:r>
         <w:rPr>
@@ -993,15 +1011,49 @@
           <w14:ligatures w14:val="none"/>
         </w:rPr>
       </w:pPr>
-      <w:r>
-        <w:rPr>
-          <w:rFonts w:eastAsia="Times New Roman" w:cstheme="minorHAnsi"/>
-          <w:kern w:val="0"/>
-          <w:sz w:val="20"/>
-          <w:szCs w:val="20"/>
-          <w14:ligatures w14:val="none"/>
-        </w:rPr>
-        <w:t>ip netns add ns0</w:t>
+      <w:proofErr w:type="spellStart"/>
+      <w:r>
+        <w:rPr>
+          <w:rFonts w:eastAsia="Times New Roman" w:cstheme="minorHAnsi"/>
+          <w:kern w:val="0"/>
+          <w:sz w:val="20"/>
+          <w:szCs w:val="20"/>
+          <w14:ligatures w14:val="none"/>
+        </w:rPr>
+        <w:t>ip</w:t>
+      </w:r>
+      <w:proofErr w:type="spellEnd"/>
+      <w:r>
+        <w:rPr>
+          <w:rFonts w:eastAsia="Times New Roman" w:cstheme="minorHAnsi"/>
+          <w:kern w:val="0"/>
+          <w:sz w:val="20"/>
+          <w:szCs w:val="20"/>
+          <w14:ligatures w14:val="none"/>
+        </w:rPr>
+        <w:t xml:space="preserve"> </w:t>
+      </w:r>
+      <w:proofErr w:type="spellStart"/>
+      <w:r>
+        <w:rPr>
+          <w:rFonts w:eastAsia="Times New Roman" w:cstheme="minorHAnsi"/>
+          <w:kern w:val="0"/>
+          <w:sz w:val="20"/>
+          <w:szCs w:val="20"/>
+          <w14:ligatures w14:val="none"/>
+        </w:rPr>
+        <w:t>netns</w:t>
+      </w:r>
+      <w:proofErr w:type="spellEnd"/>
+      <w:r>
+        <w:rPr>
+          <w:rFonts w:eastAsia="Times New Roman" w:cstheme="minorHAnsi"/>
+          <w:kern w:val="0"/>
+          <w:sz w:val="20"/>
+          <w:szCs w:val="20"/>
+          <w14:ligatures w14:val="none"/>
+        </w:rPr>
+        <w:t xml:space="preserve"> add ns0</w:t>
       </w:r>
     </w:p>
     <w:p>
@@ -1033,15 +1085,49 @@
           <w14:ligatures w14:val="none"/>
         </w:rPr>
       </w:pPr>
-      <w:r>
-        <w:rPr>
-          <w:rFonts w:eastAsia="Times New Roman" w:cstheme="minorHAnsi"/>
-          <w:kern w:val="0"/>
-          <w:sz w:val="20"/>
-          <w:szCs w:val="20"/>
-          <w14:ligatures w14:val="none"/>
-        </w:rPr>
-        <w:t>ip netns add ns1</w:t>
+      <w:proofErr w:type="spellStart"/>
+      <w:r>
+        <w:rPr>
+          <w:rFonts w:eastAsia="Times New Roman" w:cstheme="minorHAnsi"/>
+          <w:kern w:val="0"/>
+          <w:sz w:val="20"/>
+          <w:szCs w:val="20"/>
+          <w14:ligatures w14:val="none"/>
+        </w:rPr>
+        <w:t>ip</w:t>
+      </w:r>
+      <w:proofErr w:type="spellEnd"/>
+      <w:r>
+        <w:rPr>
+          <w:rFonts w:eastAsia="Times New Roman" w:cstheme="minorHAnsi"/>
+          <w:kern w:val="0"/>
+          <w:sz w:val="20"/>
+          <w:szCs w:val="20"/>
+          <w14:ligatures w14:val="none"/>
+        </w:rPr>
+        <w:t xml:space="preserve"> </w:t>
+      </w:r>
+      <w:proofErr w:type="spellStart"/>
+      <w:r>
+        <w:rPr>
+          <w:rFonts w:eastAsia="Times New Roman" w:cstheme="minorHAnsi"/>
+          <w:kern w:val="0"/>
+          <w:sz w:val="20"/>
+          <w:szCs w:val="20"/>
+          <w14:ligatures w14:val="none"/>
+        </w:rPr>
+        <w:t>netns</w:t>
+      </w:r>
+      <w:proofErr w:type="spellEnd"/>
+      <w:r>
+        <w:rPr>
+          <w:rFonts w:eastAsia="Times New Roman" w:cstheme="minorHAnsi"/>
+          <w:kern w:val="0"/>
+          <w:sz w:val="20"/>
+          <w:szCs w:val="20"/>
+          <w14:ligatures w14:val="none"/>
+        </w:rPr>
+        <w:t xml:space="preserve"> add ns1</w:t>
       </w:r>
     </w:p>
     <w:p>
@@ -1073,15 +1159,49 @@
           <w14:ligatures w14:val="none"/>
         </w:rPr>
       </w:pPr>
-      <w:r>
-        <w:rPr>
-          <w:rFonts w:eastAsia="Times New Roman" w:cstheme="minorHAnsi"/>
-          <w:kern w:val="0"/>
-          <w:sz w:val="20"/>
-          <w:szCs w:val="20"/>
-          <w14:ligatures w14:val="none"/>
-        </w:rPr>
-        <w:t>ip netns add router-ns</w:t>
+      <w:proofErr w:type="spellStart"/>
+      <w:r>
+        <w:rPr>
+          <w:rFonts w:eastAsia="Times New Roman" w:cstheme="minorHAnsi"/>
+          <w:kern w:val="0"/>
+          <w:sz w:val="20"/>
+          <w:szCs w:val="20"/>
+          <w14:ligatures w14:val="none"/>
+        </w:rPr>
+        <w:t>ip</w:t>
+      </w:r>
+      <w:proofErr w:type="spellEnd"/>
+      <w:r>
+        <w:rPr>
+          <w:rFonts w:eastAsia="Times New Roman" w:cstheme="minorHAnsi"/>
+          <w:kern w:val="0"/>
+          <w:sz w:val="20"/>
+          <w:szCs w:val="20"/>
+          <w14:ligatures w14:val="none"/>
+        </w:rPr>
+        <w:t xml:space="preserve"> </w:t>
+      </w:r>
+      <w:proofErr w:type="spellStart"/>
+      <w:r>
+        <w:rPr>
+          <w:rFonts w:eastAsia="Times New Roman" w:cstheme="minorHAnsi"/>
+          <w:kern w:val="0"/>
+          <w:sz w:val="20"/>
+          <w:szCs w:val="20"/>
+          <w14:ligatures w14:val="none"/>
+        </w:rPr>
+        <w:t>netns</w:t>
+      </w:r>
+      <w:proofErr w:type="spellEnd"/>
+      <w:r>
+        <w:rPr>
+          <w:rFonts w:eastAsia="Times New Roman" w:cstheme="minorHAnsi"/>
+          <w:kern w:val="0"/>
+          <w:sz w:val="20"/>
+          <w:szCs w:val="20"/>
+          <w14:ligatures w14:val="none"/>
+        </w:rPr>
+        <w:t xml:space="preserve"> add router-ns</w:t>
       </w:r>
     </w:p>
     <w:p>
@@ -1140,15 +1260,49 @@
           <w14:ligatures w14:val="none"/>
         </w:rPr>
       </w:pPr>
-      <w:r>
-        <w:rPr>
-          <w:rFonts w:eastAsia="Times New Roman" w:cstheme="minorHAnsi"/>
-          <w:kern w:val="0"/>
-          <w:sz w:val="20"/>
-          <w:szCs w:val="20"/>
-          <w14:ligatures w14:val="none"/>
-        </w:rPr>
-        <w:t>ip link add veth-ns0 type veth peer name veth-br0</w:t>
+      <w:proofErr w:type="spellStart"/>
+      <w:r>
+        <w:rPr>
+          <w:rFonts w:eastAsia="Times New Roman" w:cstheme="minorHAnsi"/>
+          <w:kern w:val="0"/>
+          <w:sz w:val="20"/>
+          <w:szCs w:val="20"/>
+          <w14:ligatures w14:val="none"/>
+        </w:rPr>
+        <w:t>ip</w:t>
+      </w:r>
+      <w:proofErr w:type="spellEnd"/>
+      <w:r>
+        <w:rPr>
+          <w:rFonts w:eastAsia="Times New Roman" w:cstheme="minorHAnsi"/>
+          <w:kern w:val="0"/>
+          <w:sz w:val="20"/>
+          <w:szCs w:val="20"/>
+          <w14:ligatures w14:val="none"/>
+        </w:rPr>
+        <w:t xml:space="preserve"> link add veth-ns0 type </w:t>
+      </w:r>
+      <w:proofErr w:type="spellStart"/>
+      <w:r>
+        <w:rPr>
+          <w:rFonts w:eastAsia="Times New Roman" w:cstheme="minorHAnsi"/>
+          <w:kern w:val="0"/>
+          <w:sz w:val="20"/>
+          <w:szCs w:val="20"/>
+          <w14:ligatures w14:val="none"/>
+        </w:rPr>
+        <w:t>veth</w:t>
+      </w:r>
+      <w:proofErr w:type="spellEnd"/>
+      <w:r>
+        <w:rPr>
+          <w:rFonts w:eastAsia="Times New Roman" w:cstheme="minorHAnsi"/>
+          <w:kern w:val="0"/>
+          <w:sz w:val="20"/>
+          <w:szCs w:val="20"/>
+          <w14:ligatures w14:val="none"/>
+        </w:rPr>
+        <w:t xml:space="preserve"> peer name veth-br0</w:t>
       </w:r>
     </w:p>
     <w:p>
@@ -1180,15 +1334,49 @@
           <w14:ligatures w14:val="none"/>
         </w:rPr>
       </w:pPr>
-      <w:r>
-        <w:rPr>
-          <w:rFonts w:eastAsia="Times New Roman" w:cstheme="minorHAnsi"/>
-          <w:kern w:val="0"/>
-          <w:sz w:val="20"/>
-          <w:szCs w:val="20"/>
-          <w14:ligatures w14:val="none"/>
-        </w:rPr>
-        <w:t>ip link add veth-ns1 type veth peer name veth-br1</w:t>
+      <w:proofErr w:type="spellStart"/>
+      <w:r>
+        <w:rPr>
+          <w:rFonts w:eastAsia="Times New Roman" w:cstheme="minorHAnsi"/>
+          <w:kern w:val="0"/>
+          <w:sz w:val="20"/>
+          <w:szCs w:val="20"/>
+          <w14:ligatures w14:val="none"/>
+        </w:rPr>
+        <w:t>ip</w:t>
+      </w:r>
+      <w:proofErr w:type="spellEnd"/>
+      <w:r>
+        <w:rPr>
+          <w:rFonts w:eastAsia="Times New Roman" w:cstheme="minorHAnsi"/>
+          <w:kern w:val="0"/>
+          <w:sz w:val="20"/>
+          <w:szCs w:val="20"/>
+          <w14:ligatures w14:val="none"/>
+        </w:rPr>
+        <w:t xml:space="preserve"> link add veth-ns1 type </w:t>
+      </w:r>
+      <w:proofErr w:type="spellStart"/>
+      <w:r>
+        <w:rPr>
+          <w:rFonts w:eastAsia="Times New Roman" w:cstheme="minorHAnsi"/>
+          <w:kern w:val="0"/>
+          <w:sz w:val="20"/>
+          <w:szCs w:val="20"/>
+          <w14:ligatures w14:val="none"/>
+        </w:rPr>
+        <w:t>veth</w:t>
+      </w:r>
+      <w:proofErr w:type="spellEnd"/>
+      <w:r>
+        <w:rPr>
+          <w:rFonts w:eastAsia="Times New Roman" w:cstheme="minorHAnsi"/>
+          <w:kern w:val="0"/>
+          <w:sz w:val="20"/>
+          <w:szCs w:val="20"/>
+          <w14:ligatures w14:val="none"/>
+        </w:rPr>
+        <w:t xml:space="preserve"> peer name veth-br1</w:t>
       </w:r>
     </w:p>
     <w:p>
@@ -1220,15 +1408,49 @@
           <w14:ligatures w14:val="none"/>
         </w:rPr>
       </w:pPr>
-      <w:r>
-        <w:rPr>
-          <w:rFonts w:eastAsia="Times New Roman" w:cstheme="minorHAnsi"/>
-          <w:kern w:val="0"/>
-          <w:sz w:val="20"/>
-          <w:szCs w:val="20"/>
-          <w14:ligatures w14:val="none"/>
-        </w:rPr>
-        <w:t>ip link add veth-rt1 type veth peer name br0-rt</w:t>
+      <w:proofErr w:type="spellStart"/>
+      <w:r>
+        <w:rPr>
+          <w:rFonts w:eastAsia="Times New Roman" w:cstheme="minorHAnsi"/>
+          <w:kern w:val="0"/>
+          <w:sz w:val="20"/>
+          <w:szCs w:val="20"/>
+          <w14:ligatures w14:val="none"/>
+        </w:rPr>
+        <w:t>ip</w:t>
+      </w:r>
+      <w:proofErr w:type="spellEnd"/>
+      <w:r>
+        <w:rPr>
+          <w:rFonts w:eastAsia="Times New Roman" w:cstheme="minorHAnsi"/>
+          <w:kern w:val="0"/>
+          <w:sz w:val="20"/>
+          <w:szCs w:val="20"/>
+          <w14:ligatures w14:val="none"/>
+        </w:rPr>
+        <w:t xml:space="preserve"> link add veth-rt1 type </w:t>
+      </w:r>
+      <w:proofErr w:type="spellStart"/>
+      <w:r>
+        <w:rPr>
+          <w:rFonts w:eastAsia="Times New Roman" w:cstheme="minorHAnsi"/>
+          <w:kern w:val="0"/>
+          <w:sz w:val="20"/>
+          <w:szCs w:val="20"/>
+          <w14:ligatures w14:val="none"/>
+        </w:rPr>
+        <w:t>veth</w:t>
+      </w:r>
+      <w:proofErr w:type="spellEnd"/>
+      <w:r>
+        <w:rPr>
+          <w:rFonts w:eastAsia="Times New Roman" w:cstheme="minorHAnsi"/>
+          <w:kern w:val="0"/>
+          <w:sz w:val="20"/>
+          <w:szCs w:val="20"/>
+          <w14:ligatures w14:val="none"/>
+        </w:rPr>
+        <w:t xml:space="preserve"> peer name br0-rt</w:t>
       </w:r>
     </w:p>
     <w:p>
@@ -1260,15 +1482,49 @@
           <w14:ligatures w14:val="none"/>
         </w:rPr>
       </w:pPr>
-      <w:r>
-        <w:rPr>
-          <w:rFonts w:eastAsia="Times New Roman" w:cstheme="minorHAnsi"/>
-          <w:kern w:val="0"/>
-          <w:sz w:val="20"/>
-          <w:szCs w:val="20"/>
-          <w14:ligatures w14:val="none"/>
-        </w:rPr>
-        <w:t>ip link add veth-rt2 type veth peer name br1-rt</w:t>
+      <w:proofErr w:type="spellStart"/>
+      <w:r>
+        <w:rPr>
+          <w:rFonts w:eastAsia="Times New Roman" w:cstheme="minorHAnsi"/>
+          <w:kern w:val="0"/>
+          <w:sz w:val="20"/>
+          <w:szCs w:val="20"/>
+          <w14:ligatures w14:val="none"/>
+        </w:rPr>
+        <w:t>ip</w:t>
+      </w:r>
+      <w:proofErr w:type="spellEnd"/>
+      <w:r>
+        <w:rPr>
+          <w:rFonts w:eastAsia="Times New Roman" w:cstheme="minorHAnsi"/>
+          <w:kern w:val="0"/>
+          <w:sz w:val="20"/>
+          <w:szCs w:val="20"/>
+          <w14:ligatures w14:val="none"/>
+        </w:rPr>
+        <w:t xml:space="preserve"> link add veth-rt2 type </w:t>
+      </w:r>
+      <w:proofErr w:type="spellStart"/>
+      <w:r>
+        <w:rPr>
+          <w:rFonts w:eastAsia="Times New Roman" w:cstheme="minorHAnsi"/>
+          <w:kern w:val="0"/>
+          <w:sz w:val="20"/>
+          <w:szCs w:val="20"/>
+          <w14:ligatures w14:val="none"/>
+        </w:rPr>
+        <w:t>veth</w:t>
+      </w:r>
+      <w:proofErr w:type="spellEnd"/>
+      <w:r>
+        <w:rPr>
+          <w:rFonts w:eastAsia="Times New Roman" w:cstheme="minorHAnsi"/>
+          <w:kern w:val="0"/>
+          <w:sz w:val="20"/>
+          <w:szCs w:val="20"/>
+          <w14:ligatures w14:val="none"/>
+        </w:rPr>
+        <w:t xml:space="preserve"> peer name br1-rt</w:t>
       </w:r>
     </w:p>
     <w:p>
@@ -1327,15 +1583,49 @@
           <w14:ligatures w14:val="none"/>
         </w:rPr>
       </w:pPr>
-      <w:r>
-        <w:rPr>
-          <w:rFonts w:eastAsia="Times New Roman" w:cstheme="minorHAnsi"/>
-          <w:kern w:val="0"/>
-          <w:sz w:val="20"/>
-          <w:szCs w:val="20"/>
-          <w14:ligatures w14:val="none"/>
-        </w:rPr>
-        <w:t>ip link set veth-ns0 netns ns0</w:t>
+      <w:proofErr w:type="spellStart"/>
+      <w:r>
+        <w:rPr>
+          <w:rFonts w:eastAsia="Times New Roman" w:cstheme="minorHAnsi"/>
+          <w:kern w:val="0"/>
+          <w:sz w:val="20"/>
+          <w:szCs w:val="20"/>
+          <w14:ligatures w14:val="none"/>
+        </w:rPr>
+        <w:t>ip</w:t>
+      </w:r>
+      <w:proofErr w:type="spellEnd"/>
+      <w:r>
+        <w:rPr>
+          <w:rFonts w:eastAsia="Times New Roman" w:cstheme="minorHAnsi"/>
+          <w:kern w:val="0"/>
+          <w:sz w:val="20"/>
+          <w:szCs w:val="20"/>
+          <w14:ligatures w14:val="none"/>
+        </w:rPr>
+        <w:t xml:space="preserve"> link set veth-ns0 </w:t>
+      </w:r>
+      <w:proofErr w:type="spellStart"/>
+      <w:r>
+        <w:rPr>
+          <w:rFonts w:eastAsia="Times New Roman" w:cstheme="minorHAnsi"/>
+          <w:kern w:val="0"/>
+          <w:sz w:val="20"/>
+          <w:szCs w:val="20"/>
+          <w14:ligatures w14:val="none"/>
+        </w:rPr>
+        <w:t>netns</w:t>
+      </w:r>
+      <w:proofErr w:type="spellEnd"/>
+      <w:r>
+        <w:rPr>
+          <w:rFonts w:eastAsia="Times New Roman" w:cstheme="minorHAnsi"/>
+          <w:kern w:val="0"/>
+          <w:sz w:val="20"/>
+          <w:szCs w:val="20"/>
+          <w14:ligatures w14:val="none"/>
+        </w:rPr>
+        <w:t xml:space="preserve"> ns0</w:t>
       </w:r>
     </w:p>
     <w:p>
@@ -1367,15 +1657,49 @@
           <w14:ligatures w14:val="none"/>
         </w:rPr>
       </w:pPr>
-      <w:r>
-        <w:rPr>
-          <w:rFonts w:eastAsia="Times New Roman" w:cstheme="minorHAnsi"/>
-          <w:kern w:val="0"/>
-          <w:sz w:val="20"/>
-          <w:szCs w:val="20"/>
-          <w14:ligatures w14:val="none"/>
-        </w:rPr>
-        <w:t>ip link set veth-ns1 netns ns1</w:t>
+      <w:proofErr w:type="spellStart"/>
+      <w:r>
+        <w:rPr>
+          <w:rFonts w:eastAsia="Times New Roman" w:cstheme="minorHAnsi"/>
+          <w:kern w:val="0"/>
+          <w:sz w:val="20"/>
+          <w:szCs w:val="20"/>
+          <w14:ligatures w14:val="none"/>
+        </w:rPr>
+        <w:t>ip</w:t>
+      </w:r>
+      <w:proofErr w:type="spellEnd"/>
+      <w:r>
+        <w:rPr>
+          <w:rFonts w:eastAsia="Times New Roman" w:cstheme="minorHAnsi"/>
+          <w:kern w:val="0"/>
+          <w:sz w:val="20"/>
+          <w:szCs w:val="20"/>
+          <w14:ligatures w14:val="none"/>
+        </w:rPr>
+        <w:t xml:space="preserve"> link set veth-ns1 </w:t>
+      </w:r>
+      <w:proofErr w:type="spellStart"/>
+      <w:r>
+        <w:rPr>
+          <w:rFonts w:eastAsia="Times New Roman" w:cstheme="minorHAnsi"/>
+          <w:kern w:val="0"/>
+          <w:sz w:val="20"/>
+          <w:szCs w:val="20"/>
+          <w14:ligatures w14:val="none"/>
+        </w:rPr>
+        <w:t>netns</w:t>
+      </w:r>
+      <w:proofErr w:type="spellEnd"/>
+      <w:r>
+        <w:rPr>
+          <w:rFonts w:eastAsia="Times New Roman" w:cstheme="minorHAnsi"/>
+          <w:kern w:val="0"/>
+          <w:sz w:val="20"/>
+          <w:szCs w:val="20"/>
+          <w14:ligatures w14:val="none"/>
+        </w:rPr>
+        <w:t xml:space="preserve"> ns1</w:t>
       </w:r>
     </w:p>
     <w:p>
@@ -1407,15 +1731,49 @@
           <w14:ligatures w14:val="none"/>
         </w:rPr>
       </w:pPr>
-      <w:r>
-        <w:rPr>
-          <w:rFonts w:eastAsia="Times New Roman" w:cstheme="minorHAnsi"/>
-          <w:kern w:val="0"/>
-          <w:sz w:val="20"/>
-          <w:szCs w:val="20"/>
-          <w14:ligatures w14:val="none"/>
-        </w:rPr>
-        <w:t>ip link set veth-rt1 netns router-ns</w:t>
+      <w:proofErr w:type="spellStart"/>
+      <w:r>
+        <w:rPr>
+          <w:rFonts w:eastAsia="Times New Roman" w:cstheme="minorHAnsi"/>
+          <w:kern w:val="0"/>
+          <w:sz w:val="20"/>
+          <w:szCs w:val="20"/>
+          <w14:ligatures w14:val="none"/>
+        </w:rPr>
+        <w:t>ip</w:t>
+      </w:r>
+      <w:proofErr w:type="spellEnd"/>
+      <w:r>
+        <w:rPr>
+          <w:rFonts w:eastAsia="Times New Roman" w:cstheme="minorHAnsi"/>
+          <w:kern w:val="0"/>
+          <w:sz w:val="20"/>
+          <w:szCs w:val="20"/>
+          <w14:ligatures w14:val="none"/>
+        </w:rPr>
+        <w:t xml:space="preserve"> link set veth-rt1 </w:t>
+      </w:r>
+      <w:proofErr w:type="spellStart"/>
+      <w:r>
+        <w:rPr>
+          <w:rFonts w:eastAsia="Times New Roman" w:cstheme="minorHAnsi"/>
+          <w:kern w:val="0"/>
+          <w:sz w:val="20"/>
+          <w:szCs w:val="20"/>
+          <w14:ligatures w14:val="none"/>
+        </w:rPr>
+        <w:t>netns</w:t>
+      </w:r>
+      <w:proofErr w:type="spellEnd"/>
+      <w:r>
+        <w:rPr>
+          <w:rFonts w:eastAsia="Times New Roman" w:cstheme="minorHAnsi"/>
+          <w:kern w:val="0"/>
+          <w:sz w:val="20"/>
+          <w:szCs w:val="20"/>
+          <w14:ligatures w14:val="none"/>
+        </w:rPr>
+        <w:t xml:space="preserve"> router-ns</w:t>
       </w:r>
     </w:p>
     <w:p>
@@ -1447,15 +1805,49 @@
           <w14:ligatures w14:val="none"/>
         </w:rPr>
       </w:pPr>
-      <w:r>
-        <w:rPr>
-          <w:rFonts w:eastAsia="Times New Roman" w:cstheme="minorHAnsi"/>
-          <w:kern w:val="0"/>
-          <w:sz w:val="20"/>
-          <w:szCs w:val="20"/>
-          <w14:ligatures w14:val="none"/>
-        </w:rPr>
-        <w:t>ip link set veth-rt2 netns router-ns</w:t>
+      <w:proofErr w:type="spellStart"/>
+      <w:r>
+        <w:rPr>
+          <w:rFonts w:eastAsia="Times New Roman" w:cstheme="minorHAnsi"/>
+          <w:kern w:val="0"/>
+          <w:sz w:val="20"/>
+          <w:szCs w:val="20"/>
+          <w14:ligatures w14:val="none"/>
+        </w:rPr>
+        <w:t>ip</w:t>
+      </w:r>
+      <w:proofErr w:type="spellEnd"/>
+      <w:r>
+        <w:rPr>
+          <w:rFonts w:eastAsia="Times New Roman" w:cstheme="minorHAnsi"/>
+          <w:kern w:val="0"/>
+          <w:sz w:val="20"/>
+          <w:szCs w:val="20"/>
+          <w14:ligatures w14:val="none"/>
+        </w:rPr>
+        <w:t xml:space="preserve"> link set veth-rt2 </w:t>
+      </w:r>
+      <w:proofErr w:type="spellStart"/>
+      <w:r>
+        <w:rPr>
+          <w:rFonts w:eastAsia="Times New Roman" w:cstheme="minorHAnsi"/>
+          <w:kern w:val="0"/>
+          <w:sz w:val="20"/>
+          <w:szCs w:val="20"/>
+          <w14:ligatures w14:val="none"/>
+        </w:rPr>
+        <w:t>netns</w:t>
+      </w:r>
+      <w:proofErr w:type="spellEnd"/>
+      <w:r>
+        <w:rPr>
+          <w:rFonts w:eastAsia="Times New Roman" w:cstheme="minorHAnsi"/>
+          <w:kern w:val="0"/>
+          <w:sz w:val="20"/>
+          <w:szCs w:val="20"/>
+          <w14:ligatures w14:val="none"/>
+        </w:rPr>
+        <w:t xml:space="preserve"> router-ns</w:t>
       </w:r>
     </w:p>
     <w:p>
@@ -1574,37 +1966,7 @@
           <w:szCs w:val="20"/>
           <w14:ligatures w14:val="none"/>
         </w:rPr>
-        <w:t>Ip link set veth-br</w:t>
-      </w:r>
-      <w:r>
-        <w:rPr>
-          <w:rFonts w:eastAsia="Times New Roman" w:cstheme="minorHAnsi"/>
-          <w:kern w:val="0"/>
-          <w:sz w:val="20"/>
-          <w:szCs w:val="20"/>
-          <w14:ligatures w14:val="none"/>
-        </w:rPr>
-        <w:t>1</w:t>
-      </w:r>
-      <w:r>
-        <w:rPr>
-          <w:rFonts w:eastAsia="Times New Roman" w:cstheme="minorHAnsi"/>
-          <w:kern w:val="0"/>
-          <w:sz w:val="20"/>
-          <w:szCs w:val="20"/>
-          <w14:ligatures w14:val="none"/>
-        </w:rPr>
-        <w:t xml:space="preserve"> master br</w:t>
-      </w:r>
-      <w:r>
-        <w:rPr>
-          <w:rFonts w:eastAsia="Times New Roman" w:cstheme="minorHAnsi"/>
-          <w:kern w:val="0"/>
-          <w:sz w:val="20"/>
-          <w:szCs w:val="20"/>
-          <w14:ligatures w14:val="none"/>
-        </w:rPr>
-        <w:t>1</w:t>
+        <w:t>Ip link set veth-br1 master br1</w:t>
       </w:r>
     </w:p>
     <w:p>
@@ -1644,37 +2006,7 @@
           <w:szCs w:val="20"/>
           <w14:ligatures w14:val="none"/>
         </w:rPr>
-        <w:t>Ip link set br0</w:t>
-      </w:r>
-      <w:r>
-        <w:rPr>
-          <w:rFonts w:eastAsia="Times New Roman" w:cstheme="minorHAnsi"/>
-          <w:kern w:val="0"/>
-          <w:sz w:val="20"/>
-          <w:szCs w:val="20"/>
-          <w14:ligatures w14:val="none"/>
-        </w:rPr>
-        <w:t>-rt</w:t>
-      </w:r>
-      <w:r>
-        <w:rPr>
-          <w:rFonts w:eastAsia="Times New Roman" w:cstheme="minorHAnsi"/>
-          <w:kern w:val="0"/>
-          <w:sz w:val="20"/>
-          <w:szCs w:val="20"/>
-          <w14:ligatures w14:val="none"/>
-        </w:rPr>
-        <w:t xml:space="preserve"> master </w:t>
-      </w:r>
-      <w:r>
-        <w:rPr>
-          <w:rFonts w:eastAsia="Times New Roman" w:cstheme="minorHAnsi"/>
-          <w:kern w:val="0"/>
-          <w:sz w:val="20"/>
-          <w:szCs w:val="20"/>
-          <w14:ligatures w14:val="none"/>
-        </w:rPr>
-        <w:t>veth-rt1</w:t>
+        <w:t>Ip link set br0-rt master veth-rt1</w:t>
       </w:r>
     </w:p>
     <w:p>
@@ -1714,37 +2046,7 @@
           <w:szCs w:val="20"/>
           <w14:ligatures w14:val="none"/>
         </w:rPr>
-        <w:t>Ip link set br1</w:t>
-      </w:r>
-      <w:r>
-        <w:rPr>
-          <w:rFonts w:eastAsia="Times New Roman" w:cstheme="minorHAnsi"/>
-          <w:kern w:val="0"/>
-          <w:sz w:val="20"/>
-          <w:szCs w:val="20"/>
-          <w14:ligatures w14:val="none"/>
-        </w:rPr>
-        <w:t>-rt</w:t>
-      </w:r>
-      <w:r>
-        <w:rPr>
-          <w:rFonts w:eastAsia="Times New Roman" w:cstheme="minorHAnsi"/>
-          <w:kern w:val="0"/>
-          <w:sz w:val="20"/>
-          <w:szCs w:val="20"/>
-          <w14:ligatures w14:val="none"/>
-        </w:rPr>
-        <w:t xml:space="preserve"> master </w:t>
-      </w:r>
-      <w:r>
-        <w:rPr>
-          <w:rFonts w:eastAsia="Times New Roman" w:cstheme="minorHAnsi"/>
-          <w:kern w:val="0"/>
-          <w:sz w:val="20"/>
-          <w:szCs w:val="20"/>
-          <w14:ligatures w14:val="none"/>
-        </w:rPr>
-        <w:t>veth-rt2</w:t>
+        <w:t>Ip link set br1-rt master veth-rt2</w:t>
       </w:r>
     </w:p>
     <w:p>
@@ -1809,7 +2111,7 @@
         <w:pStyle w:val="NoSpacing"/>
       </w:pPr>
       <w:r>
-        <w:t>ip link set br0 up</w:t>
+        <w:t>Ip link add br0</w:t>
       </w:r>
     </w:p>
     <w:p>
@@ -1817,15 +2119,46 @@
         <w:pStyle w:val="NoSpacing"/>
       </w:pPr>
       <w:r>
-        <w:t>ip link set br1 up</w:t>
+        <w:t>Ip link add br1</w:t>
       </w:r>
     </w:p>
     <w:p>
       <w:pPr>
         <w:pStyle w:val="NoSpacing"/>
       </w:pPr>
-      <w:r>
-        <w:t>ip link set</w:t>
+      <w:proofErr w:type="spellStart"/>
+      <w:r>
+        <w:t>ip</w:t>
+      </w:r>
+      <w:proofErr w:type="spellEnd"/>
+      <w:r>
+        <w:t xml:space="preserve"> link set br0 up</w:t>
+      </w:r>
+    </w:p>
+    <w:p>
+      <w:pPr>
+        <w:pStyle w:val="NoSpacing"/>
+      </w:pPr>
+      <w:proofErr w:type="spellStart"/>
+      <w:r>
+        <w:t>ip</w:t>
+      </w:r>
+      <w:proofErr w:type="spellEnd"/>
+      <w:r>
+        <w:t xml:space="preserve"> link set br1 up</w:t>
+      </w:r>
+    </w:p>
+    <w:p>
+      <w:pPr>
+        <w:pStyle w:val="NoSpacing"/>
+      </w:pPr>
+      <w:proofErr w:type="spellStart"/>
+      <w:r>
+        <w:t>ip</w:t>
+      </w:r>
+      <w:proofErr w:type="spellEnd"/>
+      <w:r>
+        <w:t xml:space="preserve"> link set</w:t>
       </w:r>
       <w:r>
         <w:t xml:space="preserve"> </w:t>
@@ -1838,16 +2171,26 @@
       <w:pPr>
         <w:pStyle w:val="NoSpacing"/>
       </w:pPr>
-      <w:r>
-        <w:t>ip link set veth-br1 up</w:t>
+      <w:proofErr w:type="spellStart"/>
+      <w:r>
+        <w:t>ip</w:t>
+      </w:r>
+      <w:proofErr w:type="spellEnd"/>
+      <w:r>
+        <w:t xml:space="preserve"> link set veth-br1 up</w:t>
       </w:r>
     </w:p>
     <w:p>
       <w:pPr>
         <w:pStyle w:val="NoSpacing"/>
       </w:pPr>
-      <w:r>
-        <w:t>ip link set</w:t>
+      <w:proofErr w:type="spellStart"/>
+      <w:r>
+        <w:t>ip</w:t>
+      </w:r>
+      <w:proofErr w:type="spellEnd"/>
+      <w:r>
+        <w:t xml:space="preserve"> link set</w:t>
       </w:r>
       <w:r>
         <w:t xml:space="preserve"> </w:t>
@@ -1866,8 +2209,13 @@
       <w:pPr>
         <w:pStyle w:val="NoSpacing"/>
       </w:pPr>
-      <w:r>
-        <w:t>ip link set br1</w:t>
+      <w:proofErr w:type="spellStart"/>
+      <w:r>
+        <w:t>ip</w:t>
+      </w:r>
+      <w:proofErr w:type="spellEnd"/>
+      <w:r>
+        <w:t xml:space="preserve"> link set br1</w:t>
       </w:r>
       <w:r>
         <w:t>-rt</w:t>
@@ -1932,15 +2280,93 @@
           <w14:ligatures w14:val="none"/>
         </w:rPr>
       </w:pPr>
-      <w:r>
-        <w:rPr>
-          <w:rFonts w:eastAsia="Times New Roman" w:cstheme="minorHAnsi"/>
-          <w:kern w:val="0"/>
-          <w:sz w:val="20"/>
-          <w:szCs w:val="20"/>
-          <w14:ligatures w14:val="none"/>
-        </w:rPr>
-        <w:t>ip netns exec ns0 ip addr add 10.11.2.6/24 dev veth-ns0</w:t>
+      <w:proofErr w:type="spellStart"/>
+      <w:r>
+        <w:rPr>
+          <w:rFonts w:eastAsia="Times New Roman" w:cstheme="minorHAnsi"/>
+          <w:kern w:val="0"/>
+          <w:sz w:val="20"/>
+          <w:szCs w:val="20"/>
+          <w14:ligatures w14:val="none"/>
+        </w:rPr>
+        <w:t>ip</w:t>
+      </w:r>
+      <w:proofErr w:type="spellEnd"/>
+      <w:r>
+        <w:rPr>
+          <w:rFonts w:eastAsia="Times New Roman" w:cstheme="minorHAnsi"/>
+          <w:kern w:val="0"/>
+          <w:sz w:val="20"/>
+          <w:szCs w:val="20"/>
+          <w14:ligatures w14:val="none"/>
+        </w:rPr>
+        <w:t xml:space="preserve"> </w:t>
+      </w:r>
+      <w:proofErr w:type="spellStart"/>
+      <w:r>
+        <w:rPr>
+          <w:rFonts w:eastAsia="Times New Roman" w:cstheme="minorHAnsi"/>
+          <w:kern w:val="0"/>
+          <w:sz w:val="20"/>
+          <w:szCs w:val="20"/>
+          <w14:ligatures w14:val="none"/>
+        </w:rPr>
+        <w:t>netns</w:t>
+      </w:r>
+      <w:proofErr w:type="spellEnd"/>
+      <w:r>
+        <w:rPr>
+          <w:rFonts w:eastAsia="Times New Roman" w:cstheme="minorHAnsi"/>
+          <w:kern w:val="0"/>
+          <w:sz w:val="20"/>
+          <w:szCs w:val="20"/>
+          <w14:ligatures w14:val="none"/>
+        </w:rPr>
+        <w:t xml:space="preserve"> exec ns0 </w:t>
+      </w:r>
+      <w:proofErr w:type="spellStart"/>
+      <w:r>
+        <w:rPr>
+          <w:rFonts w:eastAsia="Times New Roman" w:cstheme="minorHAnsi"/>
+          <w:kern w:val="0"/>
+          <w:sz w:val="20"/>
+          <w:szCs w:val="20"/>
+          <w14:ligatures w14:val="none"/>
+        </w:rPr>
+        <w:t>ip</w:t>
+      </w:r>
+      <w:proofErr w:type="spellEnd"/>
+      <w:r>
+        <w:rPr>
+          <w:rFonts w:eastAsia="Times New Roman" w:cstheme="minorHAnsi"/>
+          <w:kern w:val="0"/>
+          <w:sz w:val="20"/>
+          <w:szCs w:val="20"/>
+          <w14:ligatures w14:val="none"/>
+        </w:rPr>
+        <w:t xml:space="preserve"> </w:t>
+      </w:r>
+      <w:proofErr w:type="spellStart"/>
+      <w:r>
+        <w:rPr>
+          <w:rFonts w:eastAsia="Times New Roman" w:cstheme="minorHAnsi"/>
+          <w:kern w:val="0"/>
+          <w:sz w:val="20"/>
+          <w:szCs w:val="20"/>
+          <w14:ligatures w14:val="none"/>
+        </w:rPr>
+        <w:t>addr</w:t>
+      </w:r>
+      <w:proofErr w:type="spellEnd"/>
+      <w:r>
+        <w:rPr>
+          <w:rFonts w:eastAsia="Times New Roman" w:cstheme="minorHAnsi"/>
+          <w:kern w:val="0"/>
+          <w:sz w:val="20"/>
+          <w:szCs w:val="20"/>
+          <w14:ligatures w14:val="none"/>
+        </w:rPr>
+        <w:t xml:space="preserve"> add 10.11.2.6/24 dev veth-ns0</w:t>
       </w:r>
     </w:p>
     <w:p>
@@ -1972,15 +2398,71 @@
           <w14:ligatures w14:val="none"/>
         </w:rPr>
       </w:pPr>
-      <w:r>
-        <w:rPr>
-          <w:rFonts w:eastAsia="Times New Roman" w:cstheme="minorHAnsi"/>
-          <w:kern w:val="0"/>
-          <w:sz w:val="20"/>
-          <w:szCs w:val="20"/>
-          <w14:ligatures w14:val="none"/>
-        </w:rPr>
-        <w:t>ip netns exec ns0 ip link set veth-ns0 up</w:t>
+      <w:proofErr w:type="spellStart"/>
+      <w:r>
+        <w:rPr>
+          <w:rFonts w:eastAsia="Times New Roman" w:cstheme="minorHAnsi"/>
+          <w:kern w:val="0"/>
+          <w:sz w:val="20"/>
+          <w:szCs w:val="20"/>
+          <w14:ligatures w14:val="none"/>
+        </w:rPr>
+        <w:t>ip</w:t>
+      </w:r>
+      <w:proofErr w:type="spellEnd"/>
+      <w:r>
+        <w:rPr>
+          <w:rFonts w:eastAsia="Times New Roman" w:cstheme="minorHAnsi"/>
+          <w:kern w:val="0"/>
+          <w:sz w:val="20"/>
+          <w:szCs w:val="20"/>
+          <w14:ligatures w14:val="none"/>
+        </w:rPr>
+        <w:t xml:space="preserve"> </w:t>
+      </w:r>
+      <w:proofErr w:type="spellStart"/>
+      <w:r>
+        <w:rPr>
+          <w:rFonts w:eastAsia="Times New Roman" w:cstheme="minorHAnsi"/>
+          <w:kern w:val="0"/>
+          <w:sz w:val="20"/>
+          <w:szCs w:val="20"/>
+          <w14:ligatures w14:val="none"/>
+        </w:rPr>
+        <w:t>netns</w:t>
+      </w:r>
+      <w:proofErr w:type="spellEnd"/>
+      <w:r>
+        <w:rPr>
+          <w:rFonts w:eastAsia="Times New Roman" w:cstheme="minorHAnsi"/>
+          <w:kern w:val="0"/>
+          <w:sz w:val="20"/>
+          <w:szCs w:val="20"/>
+          <w14:ligatures w14:val="none"/>
+        </w:rPr>
+        <w:t xml:space="preserve"> exec ns0 </w:t>
+      </w:r>
+      <w:proofErr w:type="spellStart"/>
+      <w:r>
+        <w:rPr>
+          <w:rFonts w:eastAsia="Times New Roman" w:cstheme="minorHAnsi"/>
+          <w:kern w:val="0"/>
+          <w:sz w:val="20"/>
+          <w:szCs w:val="20"/>
+          <w14:ligatures w14:val="none"/>
+        </w:rPr>
+        <w:t>ip</w:t>
+      </w:r>
+      <w:proofErr w:type="spellEnd"/>
+      <w:r>
+        <w:rPr>
+          <w:rFonts w:eastAsia="Times New Roman" w:cstheme="minorHAnsi"/>
+          <w:kern w:val="0"/>
+          <w:sz w:val="20"/>
+          <w:szCs w:val="20"/>
+          <w14:ligatures w14:val="none"/>
+        </w:rPr>
+        <w:t xml:space="preserve"> link set veth-ns0 up</w:t>
       </w:r>
     </w:p>
     <w:p>
@@ -2012,15 +2494,93 @@
           <w14:ligatures w14:val="none"/>
         </w:rPr>
       </w:pPr>
-      <w:r>
-        <w:rPr>
-          <w:rFonts w:eastAsia="Times New Roman" w:cstheme="minorHAnsi"/>
-          <w:kern w:val="0"/>
-          <w:sz w:val="20"/>
-          <w:szCs w:val="20"/>
-          <w14:ligatures w14:val="none"/>
-        </w:rPr>
-        <w:t>ip netns exec ns1 ip addr add 10.11.3.7/24 dev veth-ns1</w:t>
+      <w:proofErr w:type="spellStart"/>
+      <w:r>
+        <w:rPr>
+          <w:rFonts w:eastAsia="Times New Roman" w:cstheme="minorHAnsi"/>
+          <w:kern w:val="0"/>
+          <w:sz w:val="20"/>
+          <w:szCs w:val="20"/>
+          <w14:ligatures w14:val="none"/>
+        </w:rPr>
+        <w:t>ip</w:t>
+      </w:r>
+      <w:proofErr w:type="spellEnd"/>
+      <w:r>
+        <w:rPr>
+          <w:rFonts w:eastAsia="Times New Roman" w:cstheme="minorHAnsi"/>
+          <w:kern w:val="0"/>
+          <w:sz w:val="20"/>
+          <w:szCs w:val="20"/>
+          <w14:ligatures w14:val="none"/>
+        </w:rPr>
+        <w:t xml:space="preserve"> </w:t>
+      </w:r>
+      <w:proofErr w:type="spellStart"/>
+      <w:r>
+        <w:rPr>
+          <w:rFonts w:eastAsia="Times New Roman" w:cstheme="minorHAnsi"/>
+          <w:kern w:val="0"/>
+          <w:sz w:val="20"/>
+          <w:szCs w:val="20"/>
+          <w14:ligatures w14:val="none"/>
+        </w:rPr>
+        <w:t>netns</w:t>
+      </w:r>
+      <w:proofErr w:type="spellEnd"/>
+      <w:r>
+        <w:rPr>
+          <w:rFonts w:eastAsia="Times New Roman" w:cstheme="minorHAnsi"/>
+          <w:kern w:val="0"/>
+          <w:sz w:val="20"/>
+          <w:szCs w:val="20"/>
+          <w14:ligatures w14:val="none"/>
+        </w:rPr>
+        <w:t xml:space="preserve"> exec ns1 </w:t>
+      </w:r>
+      <w:proofErr w:type="spellStart"/>
+      <w:r>
+        <w:rPr>
+          <w:rFonts w:eastAsia="Times New Roman" w:cstheme="minorHAnsi"/>
+          <w:kern w:val="0"/>
+          <w:sz w:val="20"/>
+          <w:szCs w:val="20"/>
+          <w14:ligatures w14:val="none"/>
+        </w:rPr>
+        <w:t>ip</w:t>
+      </w:r>
+      <w:proofErr w:type="spellEnd"/>
+      <w:r>
+        <w:rPr>
+          <w:rFonts w:eastAsia="Times New Roman" w:cstheme="minorHAnsi"/>
+          <w:kern w:val="0"/>
+          <w:sz w:val="20"/>
+          <w:szCs w:val="20"/>
+          <w14:ligatures w14:val="none"/>
+        </w:rPr>
+        <w:t xml:space="preserve"> </w:t>
+      </w:r>
+      <w:proofErr w:type="spellStart"/>
+      <w:r>
+        <w:rPr>
+          <w:rFonts w:eastAsia="Times New Roman" w:cstheme="minorHAnsi"/>
+          <w:kern w:val="0"/>
+          <w:sz w:val="20"/>
+          <w:szCs w:val="20"/>
+          <w14:ligatures w14:val="none"/>
+        </w:rPr>
+        <w:t>addr</w:t>
+      </w:r>
+      <w:proofErr w:type="spellEnd"/>
+      <w:r>
+        <w:rPr>
+          <w:rFonts w:eastAsia="Times New Roman" w:cstheme="minorHAnsi"/>
+          <w:kern w:val="0"/>
+          <w:sz w:val="20"/>
+          <w:szCs w:val="20"/>
+          <w14:ligatures w14:val="none"/>
+        </w:rPr>
+        <w:t xml:space="preserve"> add 10.11.3.7/24 dev veth-ns1</w:t>
       </w:r>
     </w:p>
     <w:p>
@@ -2052,15 +2612,71 @@
           <w14:ligatures w14:val="none"/>
         </w:rPr>
       </w:pPr>
-      <w:r>
-        <w:rPr>
-          <w:rFonts w:eastAsia="Times New Roman" w:cstheme="minorHAnsi"/>
-          <w:kern w:val="0"/>
-          <w:sz w:val="20"/>
-          <w:szCs w:val="20"/>
-          <w14:ligatures w14:val="none"/>
-        </w:rPr>
-        <w:t>ip netns exec ns1 ip link set veth-ns1 up</w:t>
+      <w:proofErr w:type="spellStart"/>
+      <w:r>
+        <w:rPr>
+          <w:rFonts w:eastAsia="Times New Roman" w:cstheme="minorHAnsi"/>
+          <w:kern w:val="0"/>
+          <w:sz w:val="20"/>
+          <w:szCs w:val="20"/>
+          <w14:ligatures w14:val="none"/>
+        </w:rPr>
+        <w:t>ip</w:t>
+      </w:r>
+      <w:proofErr w:type="spellEnd"/>
+      <w:r>
+        <w:rPr>
+          <w:rFonts w:eastAsia="Times New Roman" w:cstheme="minorHAnsi"/>
+          <w:kern w:val="0"/>
+          <w:sz w:val="20"/>
+          <w:szCs w:val="20"/>
+          <w14:ligatures w14:val="none"/>
+        </w:rPr>
+        <w:t xml:space="preserve"> </w:t>
+      </w:r>
+      <w:proofErr w:type="spellStart"/>
+      <w:r>
+        <w:rPr>
+          <w:rFonts w:eastAsia="Times New Roman" w:cstheme="minorHAnsi"/>
+          <w:kern w:val="0"/>
+          <w:sz w:val="20"/>
+          <w:szCs w:val="20"/>
+          <w14:ligatures w14:val="none"/>
+        </w:rPr>
+        <w:t>netns</w:t>
+      </w:r>
+      <w:proofErr w:type="spellEnd"/>
+      <w:r>
+        <w:rPr>
+          <w:rFonts w:eastAsia="Times New Roman" w:cstheme="minorHAnsi"/>
+          <w:kern w:val="0"/>
+          <w:sz w:val="20"/>
+          <w:szCs w:val="20"/>
+          <w14:ligatures w14:val="none"/>
+        </w:rPr>
+        <w:t xml:space="preserve"> exec ns1 </w:t>
+      </w:r>
+      <w:proofErr w:type="spellStart"/>
+      <w:r>
+        <w:rPr>
+          <w:rFonts w:eastAsia="Times New Roman" w:cstheme="minorHAnsi"/>
+          <w:kern w:val="0"/>
+          <w:sz w:val="20"/>
+          <w:szCs w:val="20"/>
+          <w14:ligatures w14:val="none"/>
+        </w:rPr>
+        <w:t>ip</w:t>
+      </w:r>
+      <w:proofErr w:type="spellEnd"/>
+      <w:r>
+        <w:rPr>
+          <w:rFonts w:eastAsia="Times New Roman" w:cstheme="minorHAnsi"/>
+          <w:kern w:val="0"/>
+          <w:sz w:val="20"/>
+          <w:szCs w:val="20"/>
+          <w14:ligatures w14:val="none"/>
+        </w:rPr>
+        <w:t xml:space="preserve"> link set veth-ns1 up</w:t>
       </w:r>
     </w:p>
     <w:p>
@@ -2092,15 +2708,94 @@
           <w14:ligatures w14:val="none"/>
         </w:rPr>
       </w:pPr>
-      <w:r>
-        <w:rPr>
-          <w:rFonts w:eastAsia="Times New Roman" w:cstheme="minorHAnsi"/>
-          <w:kern w:val="0"/>
-          <w:sz w:val="20"/>
-          <w:szCs w:val="20"/>
-          <w14:ligatures w14:val="none"/>
-        </w:rPr>
-        <w:t>ip netns exec router-ns ip addr add 10.11.2.4/24 dev veth-rt1</w:t>
+      <w:proofErr w:type="spellStart"/>
+      <w:r>
+        <w:rPr>
+          <w:rFonts w:eastAsia="Times New Roman" w:cstheme="minorHAnsi"/>
+          <w:kern w:val="0"/>
+          <w:sz w:val="20"/>
+          <w:szCs w:val="20"/>
+          <w14:ligatures w14:val="none"/>
+        </w:rPr>
+        <w:lastRenderedPageBreak/>
+        <w:t>ip</w:t>
+      </w:r>
+      <w:proofErr w:type="spellEnd"/>
+      <w:r>
+        <w:rPr>
+          <w:rFonts w:eastAsia="Times New Roman" w:cstheme="minorHAnsi"/>
+          <w:kern w:val="0"/>
+          <w:sz w:val="20"/>
+          <w:szCs w:val="20"/>
+          <w14:ligatures w14:val="none"/>
+        </w:rPr>
+        <w:t xml:space="preserve"> </w:t>
+      </w:r>
+      <w:proofErr w:type="spellStart"/>
+      <w:r>
+        <w:rPr>
+          <w:rFonts w:eastAsia="Times New Roman" w:cstheme="minorHAnsi"/>
+          <w:kern w:val="0"/>
+          <w:sz w:val="20"/>
+          <w:szCs w:val="20"/>
+          <w14:ligatures w14:val="none"/>
+        </w:rPr>
+        <w:t>netns</w:t>
+      </w:r>
+      <w:proofErr w:type="spellEnd"/>
+      <w:r>
+        <w:rPr>
+          <w:rFonts w:eastAsia="Times New Roman" w:cstheme="minorHAnsi"/>
+          <w:kern w:val="0"/>
+          <w:sz w:val="20"/>
+          <w:szCs w:val="20"/>
+          <w14:ligatures w14:val="none"/>
+        </w:rPr>
+        <w:t xml:space="preserve"> exec router-ns </w:t>
+      </w:r>
+      <w:proofErr w:type="spellStart"/>
+      <w:r>
+        <w:rPr>
+          <w:rFonts w:eastAsia="Times New Roman" w:cstheme="minorHAnsi"/>
+          <w:kern w:val="0"/>
+          <w:sz w:val="20"/>
+          <w:szCs w:val="20"/>
+          <w14:ligatures w14:val="none"/>
+        </w:rPr>
+        <w:t>ip</w:t>
+      </w:r>
+      <w:proofErr w:type="spellEnd"/>
+      <w:r>
+        <w:rPr>
+          <w:rFonts w:eastAsia="Times New Roman" w:cstheme="minorHAnsi"/>
+          <w:kern w:val="0"/>
+          <w:sz w:val="20"/>
+          <w:szCs w:val="20"/>
+          <w14:ligatures w14:val="none"/>
+        </w:rPr>
+        <w:t xml:space="preserve"> </w:t>
+      </w:r>
+      <w:proofErr w:type="spellStart"/>
+      <w:r>
+        <w:rPr>
+          <w:rFonts w:eastAsia="Times New Roman" w:cstheme="minorHAnsi"/>
+          <w:kern w:val="0"/>
+          <w:sz w:val="20"/>
+          <w:szCs w:val="20"/>
+          <w14:ligatures w14:val="none"/>
+        </w:rPr>
+        <w:t>addr</w:t>
+      </w:r>
+      <w:proofErr w:type="spellEnd"/>
+      <w:r>
+        <w:rPr>
+          <w:rFonts w:eastAsia="Times New Roman" w:cstheme="minorHAnsi"/>
+          <w:kern w:val="0"/>
+          <w:sz w:val="20"/>
+          <w:szCs w:val="20"/>
+          <w14:ligatures w14:val="none"/>
+        </w:rPr>
+        <w:t xml:space="preserve"> add 10.11.2.4/24 dev veth-rt1</w:t>
       </w:r>
     </w:p>
     <w:p>
@@ -2132,15 +2827,93 @@
           <w14:ligatures w14:val="none"/>
         </w:rPr>
       </w:pPr>
-      <w:r>
-        <w:rPr>
-          <w:rFonts w:eastAsia="Times New Roman" w:cstheme="minorHAnsi"/>
-          <w:kern w:val="0"/>
-          <w:sz w:val="20"/>
-          <w:szCs w:val="20"/>
-          <w14:ligatures w14:val="none"/>
-        </w:rPr>
-        <w:t>ip netns exec router-ns ip addr add 10.11.3.5/24 dev veth-rt2</w:t>
+      <w:proofErr w:type="spellStart"/>
+      <w:r>
+        <w:rPr>
+          <w:rFonts w:eastAsia="Times New Roman" w:cstheme="minorHAnsi"/>
+          <w:kern w:val="0"/>
+          <w:sz w:val="20"/>
+          <w:szCs w:val="20"/>
+          <w14:ligatures w14:val="none"/>
+        </w:rPr>
+        <w:t>ip</w:t>
+      </w:r>
+      <w:proofErr w:type="spellEnd"/>
+      <w:r>
+        <w:rPr>
+          <w:rFonts w:eastAsia="Times New Roman" w:cstheme="minorHAnsi"/>
+          <w:kern w:val="0"/>
+          <w:sz w:val="20"/>
+          <w:szCs w:val="20"/>
+          <w14:ligatures w14:val="none"/>
+        </w:rPr>
+        <w:t xml:space="preserve"> </w:t>
+      </w:r>
+      <w:proofErr w:type="spellStart"/>
+      <w:r>
+        <w:rPr>
+          <w:rFonts w:eastAsia="Times New Roman" w:cstheme="minorHAnsi"/>
+          <w:kern w:val="0"/>
+          <w:sz w:val="20"/>
+          <w:szCs w:val="20"/>
+          <w14:ligatures w14:val="none"/>
+        </w:rPr>
+        <w:t>netns</w:t>
+      </w:r>
+      <w:proofErr w:type="spellEnd"/>
+      <w:r>
+        <w:rPr>
+          <w:rFonts w:eastAsia="Times New Roman" w:cstheme="minorHAnsi"/>
+          <w:kern w:val="0"/>
+          <w:sz w:val="20"/>
+          <w:szCs w:val="20"/>
+          <w14:ligatures w14:val="none"/>
+        </w:rPr>
+        <w:t xml:space="preserve"> exec router-ns </w:t>
+      </w:r>
+      <w:proofErr w:type="spellStart"/>
+      <w:r>
+        <w:rPr>
+          <w:rFonts w:eastAsia="Times New Roman" w:cstheme="minorHAnsi"/>
+          <w:kern w:val="0"/>
+          <w:sz w:val="20"/>
+          <w:szCs w:val="20"/>
+          <w14:ligatures w14:val="none"/>
+        </w:rPr>
+        <w:t>ip</w:t>
+      </w:r>
+      <w:proofErr w:type="spellEnd"/>
+      <w:r>
+        <w:rPr>
+          <w:rFonts w:eastAsia="Times New Roman" w:cstheme="minorHAnsi"/>
+          <w:kern w:val="0"/>
+          <w:sz w:val="20"/>
+          <w:szCs w:val="20"/>
+          <w14:ligatures w14:val="none"/>
+        </w:rPr>
+        <w:t xml:space="preserve"> </w:t>
+      </w:r>
+      <w:proofErr w:type="spellStart"/>
+      <w:r>
+        <w:rPr>
+          <w:rFonts w:eastAsia="Times New Roman" w:cstheme="minorHAnsi"/>
+          <w:kern w:val="0"/>
+          <w:sz w:val="20"/>
+          <w:szCs w:val="20"/>
+          <w14:ligatures w14:val="none"/>
+        </w:rPr>
+        <w:t>addr</w:t>
+      </w:r>
+      <w:proofErr w:type="spellEnd"/>
+      <w:r>
+        <w:rPr>
+          <w:rFonts w:eastAsia="Times New Roman" w:cstheme="minorHAnsi"/>
+          <w:kern w:val="0"/>
+          <w:sz w:val="20"/>
+          <w:szCs w:val="20"/>
+          <w14:ligatures w14:val="none"/>
+        </w:rPr>
+        <w:t xml:space="preserve"> add 10.11.3.5/24 dev veth-rt2</w:t>
       </w:r>
     </w:p>
     <w:p>
@@ -2167,7 +2940,6 @@
           <w:szCs w:val="27"/>
           <w14:ligatures w14:val="none"/>
         </w:rPr>
-        <w:lastRenderedPageBreak/>
         <w:t>Configuring Default Routes</w:t>
       </w:r>
     </w:p>
@@ -2200,15 +2972,71 @@
           <w14:ligatures w14:val="none"/>
         </w:rPr>
       </w:pPr>
-      <w:r>
-        <w:rPr>
-          <w:rFonts w:eastAsia="Times New Roman" w:cstheme="minorHAnsi"/>
-          <w:kern w:val="0"/>
-          <w:sz w:val="20"/>
-          <w:szCs w:val="20"/>
-          <w14:ligatures w14:val="none"/>
-        </w:rPr>
-        <w:t>ip netns exec ns0 ip route add default via 10.11.2.4</w:t>
+      <w:proofErr w:type="spellStart"/>
+      <w:r>
+        <w:rPr>
+          <w:rFonts w:eastAsia="Times New Roman" w:cstheme="minorHAnsi"/>
+          <w:kern w:val="0"/>
+          <w:sz w:val="20"/>
+          <w:szCs w:val="20"/>
+          <w14:ligatures w14:val="none"/>
+        </w:rPr>
+        <w:t>ip</w:t>
+      </w:r>
+      <w:proofErr w:type="spellEnd"/>
+      <w:r>
+        <w:rPr>
+          <w:rFonts w:eastAsia="Times New Roman" w:cstheme="minorHAnsi"/>
+          <w:kern w:val="0"/>
+          <w:sz w:val="20"/>
+          <w:szCs w:val="20"/>
+          <w14:ligatures w14:val="none"/>
+        </w:rPr>
+        <w:t xml:space="preserve"> </w:t>
+      </w:r>
+      <w:proofErr w:type="spellStart"/>
+      <w:r>
+        <w:rPr>
+          <w:rFonts w:eastAsia="Times New Roman" w:cstheme="minorHAnsi"/>
+          <w:kern w:val="0"/>
+          <w:sz w:val="20"/>
+          <w:szCs w:val="20"/>
+          <w14:ligatures w14:val="none"/>
+        </w:rPr>
+        <w:t>netns</w:t>
+      </w:r>
+      <w:proofErr w:type="spellEnd"/>
+      <w:r>
+        <w:rPr>
+          <w:rFonts w:eastAsia="Times New Roman" w:cstheme="minorHAnsi"/>
+          <w:kern w:val="0"/>
+          <w:sz w:val="20"/>
+          <w:szCs w:val="20"/>
+          <w14:ligatures w14:val="none"/>
+        </w:rPr>
+        <w:t xml:space="preserve"> exec ns0 </w:t>
+      </w:r>
+      <w:proofErr w:type="spellStart"/>
+      <w:r>
+        <w:rPr>
+          <w:rFonts w:eastAsia="Times New Roman" w:cstheme="minorHAnsi"/>
+          <w:kern w:val="0"/>
+          <w:sz w:val="20"/>
+          <w:szCs w:val="20"/>
+          <w14:ligatures w14:val="none"/>
+        </w:rPr>
+        <w:t>ip</w:t>
+      </w:r>
+      <w:proofErr w:type="spellEnd"/>
+      <w:r>
+        <w:rPr>
+          <w:rFonts w:eastAsia="Times New Roman" w:cstheme="minorHAnsi"/>
+          <w:kern w:val="0"/>
+          <w:sz w:val="20"/>
+          <w:szCs w:val="20"/>
+          <w14:ligatures w14:val="none"/>
+        </w:rPr>
+        <w:t xml:space="preserve"> route add default via 10.11.2.4</w:t>
       </w:r>
     </w:p>
     <w:p>
@@ -2240,15 +3068,71 @@
           <w14:ligatures w14:val="none"/>
         </w:rPr>
       </w:pPr>
-      <w:r>
-        <w:rPr>
-          <w:rFonts w:eastAsia="Times New Roman" w:cstheme="minorHAnsi"/>
-          <w:kern w:val="0"/>
-          <w:sz w:val="20"/>
-          <w:szCs w:val="20"/>
-          <w14:ligatures w14:val="none"/>
-        </w:rPr>
-        <w:t>ip netns exec ns1 ip route add default via 10.11.3.5</w:t>
+      <w:proofErr w:type="spellStart"/>
+      <w:r>
+        <w:rPr>
+          <w:rFonts w:eastAsia="Times New Roman" w:cstheme="minorHAnsi"/>
+          <w:kern w:val="0"/>
+          <w:sz w:val="20"/>
+          <w:szCs w:val="20"/>
+          <w14:ligatures w14:val="none"/>
+        </w:rPr>
+        <w:t>ip</w:t>
+      </w:r>
+      <w:proofErr w:type="spellEnd"/>
+      <w:r>
+        <w:rPr>
+          <w:rFonts w:eastAsia="Times New Roman" w:cstheme="minorHAnsi"/>
+          <w:kern w:val="0"/>
+          <w:sz w:val="20"/>
+          <w:szCs w:val="20"/>
+          <w14:ligatures w14:val="none"/>
+        </w:rPr>
+        <w:t xml:space="preserve"> </w:t>
+      </w:r>
+      <w:proofErr w:type="spellStart"/>
+      <w:r>
+        <w:rPr>
+          <w:rFonts w:eastAsia="Times New Roman" w:cstheme="minorHAnsi"/>
+          <w:kern w:val="0"/>
+          <w:sz w:val="20"/>
+          <w:szCs w:val="20"/>
+          <w14:ligatures w14:val="none"/>
+        </w:rPr>
+        <w:t>netns</w:t>
+      </w:r>
+      <w:proofErr w:type="spellEnd"/>
+      <w:r>
+        <w:rPr>
+          <w:rFonts w:eastAsia="Times New Roman" w:cstheme="minorHAnsi"/>
+          <w:kern w:val="0"/>
+          <w:sz w:val="20"/>
+          <w:szCs w:val="20"/>
+          <w14:ligatures w14:val="none"/>
+        </w:rPr>
+        <w:t xml:space="preserve"> exec ns1 </w:t>
+      </w:r>
+      <w:proofErr w:type="spellStart"/>
+      <w:r>
+        <w:rPr>
+          <w:rFonts w:eastAsia="Times New Roman" w:cstheme="minorHAnsi"/>
+          <w:kern w:val="0"/>
+          <w:sz w:val="20"/>
+          <w:szCs w:val="20"/>
+          <w14:ligatures w14:val="none"/>
+        </w:rPr>
+        <w:t>ip</w:t>
+      </w:r>
+      <w:proofErr w:type="spellEnd"/>
+      <w:r>
+        <w:rPr>
+          <w:rFonts w:eastAsia="Times New Roman" w:cstheme="minorHAnsi"/>
+          <w:kern w:val="0"/>
+          <w:sz w:val="20"/>
+          <w:szCs w:val="20"/>
+          <w14:ligatures w14:val="none"/>
+        </w:rPr>
+        <w:t xml:space="preserve"> route add default via 10.11.3.5</w:t>
       </w:r>
     </w:p>
     <w:p>
@@ -2307,15 +3191,71 @@
           <w14:ligatures w14:val="none"/>
         </w:rPr>
       </w:pPr>
-      <w:r>
-        <w:rPr>
-          <w:rFonts w:eastAsia="Times New Roman" w:cstheme="minorHAnsi"/>
-          <w:kern w:val="0"/>
-          <w:sz w:val="20"/>
-          <w:szCs w:val="20"/>
-          <w14:ligatures w14:val="none"/>
-        </w:rPr>
-        <w:t xml:space="preserve">ip netns exec router-ns sysctl -w </w:t>
+      <w:proofErr w:type="spellStart"/>
+      <w:r>
+        <w:rPr>
+          <w:rFonts w:eastAsia="Times New Roman" w:cstheme="minorHAnsi"/>
+          <w:kern w:val="0"/>
+          <w:sz w:val="20"/>
+          <w:szCs w:val="20"/>
+          <w14:ligatures w14:val="none"/>
+        </w:rPr>
+        <w:t>ip</w:t>
+      </w:r>
+      <w:proofErr w:type="spellEnd"/>
+      <w:r>
+        <w:rPr>
+          <w:rFonts w:eastAsia="Times New Roman" w:cstheme="minorHAnsi"/>
+          <w:kern w:val="0"/>
+          <w:sz w:val="20"/>
+          <w:szCs w:val="20"/>
+          <w14:ligatures w14:val="none"/>
+        </w:rPr>
+        <w:t xml:space="preserve"> </w:t>
+      </w:r>
+      <w:proofErr w:type="spellStart"/>
+      <w:r>
+        <w:rPr>
+          <w:rFonts w:eastAsia="Times New Roman" w:cstheme="minorHAnsi"/>
+          <w:kern w:val="0"/>
+          <w:sz w:val="20"/>
+          <w:szCs w:val="20"/>
+          <w14:ligatures w14:val="none"/>
+        </w:rPr>
+        <w:t>netns</w:t>
+      </w:r>
+      <w:proofErr w:type="spellEnd"/>
+      <w:r>
+        <w:rPr>
+          <w:rFonts w:eastAsia="Times New Roman" w:cstheme="minorHAnsi"/>
+          <w:kern w:val="0"/>
+          <w:sz w:val="20"/>
+          <w:szCs w:val="20"/>
+          <w14:ligatures w14:val="none"/>
+        </w:rPr>
+        <w:t xml:space="preserve"> exec router-ns </w:t>
+      </w:r>
+      <w:proofErr w:type="spellStart"/>
+      <w:r>
+        <w:rPr>
+          <w:rFonts w:eastAsia="Times New Roman" w:cstheme="minorHAnsi"/>
+          <w:kern w:val="0"/>
+          <w:sz w:val="20"/>
+          <w:szCs w:val="20"/>
+          <w14:ligatures w14:val="none"/>
+        </w:rPr>
+        <w:t>sysctl</w:t>
+      </w:r>
+      <w:proofErr w:type="spellEnd"/>
+      <w:r>
+        <w:rPr>
+          <w:rFonts w:eastAsia="Times New Roman" w:cstheme="minorHAnsi"/>
+          <w:kern w:val="0"/>
+          <w:sz w:val="20"/>
+          <w:szCs w:val="20"/>
+          <w14:ligatures w14:val="none"/>
+        </w:rPr>
+        <w:t xml:space="preserve"> -w </w:t>
       </w:r>
       <w:proofErr w:type="gramStart"/>
       <w:r>
@@ -2414,31 +3354,7 @@
           <w:szCs w:val="27"/>
           <w14:ligatures w14:val="none"/>
         </w:rPr>
-        <w:t xml:space="preserve">Iptables </w:t>
-      </w:r>
-      <w:r>
-        <w:rPr>
-          <w:rFonts w:eastAsia="Times New Roman" w:cstheme="minorHAnsi"/>
-          <w:b/>
-          <w:bCs/>
-          <w:kern w:val="0"/>
-          <w:sz w:val="27"/>
-          <w:szCs w:val="27"/>
-          <w14:ligatures w14:val="none"/>
-        </w:rPr>
-        <w:t>Forwarding</w:t>
-      </w:r>
-      <w:r>
-        <w:rPr>
-          <w:rFonts w:eastAsia="Times New Roman" w:cstheme="minorHAnsi"/>
-          <w:b/>
-          <w:bCs/>
-          <w:kern w:val="0"/>
-          <w:sz w:val="27"/>
-          <w:szCs w:val="27"/>
-          <w14:ligatures w14:val="none"/>
-        </w:rPr>
-        <w:t xml:space="preserve"> rules</w:t>
+        <w:t>Iptables Forwarding rules</w:t>
       </w:r>
       <w:r>
         <w:t xml:space="preserve"> </w:t>
@@ -2671,17 +3587,7 @@
           <w:szCs w:val="20"/>
           <w14:ligatures w14:val="none"/>
         </w:rPr>
-        <w:t>br</w:t>
-      </w:r>
-      <w:r>
-        <w:rPr>
-          <w:rFonts w:eastAsia="Times New Roman" w:cstheme="minorHAnsi"/>
-          <w:kern w:val="0"/>
-          <w:sz w:val="20"/>
-          <w:szCs w:val="20"/>
-          <w14:ligatures w14:val="none"/>
-        </w:rPr>
-        <w:t>1</w:t>
+        <w:t>br1</w:t>
       </w:r>
       <w:r>
         <w:rPr>
@@ -2741,17 +3647,7 @@
           <w:szCs w:val="20"/>
           <w14:ligatures w14:val="none"/>
         </w:rPr>
-        <w:t>br</w:t>
-      </w:r>
-      <w:r>
-        <w:rPr>
-          <w:rFonts w:eastAsia="Times New Roman" w:cstheme="minorHAnsi"/>
-          <w:kern w:val="0"/>
-          <w:sz w:val="20"/>
-          <w:szCs w:val="20"/>
-          <w14:ligatures w14:val="none"/>
-        </w:rPr>
-        <w:t>1</w:t>
+        <w:t>br1</w:t>
       </w:r>
       <w:r>
         <w:rPr>
@@ -3008,15 +3904,49 @@
           <w14:ligatures w14:val="none"/>
         </w:rPr>
       </w:pPr>
-      <w:r>
-        <w:rPr>
-          <w:rFonts w:eastAsia="Times New Roman" w:cstheme="minorHAnsi"/>
-          <w:kern w:val="0"/>
-          <w:sz w:val="20"/>
-          <w:szCs w:val="20"/>
-          <w14:ligatures w14:val="none"/>
-        </w:rPr>
-        <w:t>ip netns exec ns0 ping -c 4 10.11.3.7</w:t>
+      <w:proofErr w:type="spellStart"/>
+      <w:r>
+        <w:rPr>
+          <w:rFonts w:eastAsia="Times New Roman" w:cstheme="minorHAnsi"/>
+          <w:kern w:val="0"/>
+          <w:sz w:val="20"/>
+          <w:szCs w:val="20"/>
+          <w14:ligatures w14:val="none"/>
+        </w:rPr>
+        <w:t>ip</w:t>
+      </w:r>
+      <w:proofErr w:type="spellEnd"/>
+      <w:r>
+        <w:rPr>
+          <w:rFonts w:eastAsia="Times New Roman" w:cstheme="minorHAnsi"/>
+          <w:kern w:val="0"/>
+          <w:sz w:val="20"/>
+          <w:szCs w:val="20"/>
+          <w14:ligatures w14:val="none"/>
+        </w:rPr>
+        <w:t xml:space="preserve"> </w:t>
+      </w:r>
+      <w:proofErr w:type="spellStart"/>
+      <w:r>
+        <w:rPr>
+          <w:rFonts w:eastAsia="Times New Roman" w:cstheme="minorHAnsi"/>
+          <w:kern w:val="0"/>
+          <w:sz w:val="20"/>
+          <w:szCs w:val="20"/>
+          <w14:ligatures w14:val="none"/>
+        </w:rPr>
+        <w:t>netns</w:t>
+      </w:r>
+      <w:proofErr w:type="spellEnd"/>
+      <w:r>
+        <w:rPr>
+          <w:rFonts w:eastAsia="Times New Roman" w:cstheme="minorHAnsi"/>
+          <w:kern w:val="0"/>
+          <w:sz w:val="20"/>
+          <w:szCs w:val="20"/>
+          <w14:ligatures w14:val="none"/>
+        </w:rPr>
+        <w:t xml:space="preserve"> exec ns0 ping -c 4 10.11.3.7</w:t>
       </w:r>
     </w:p>
     <w:p>
@@ -3145,15 +4075,49 @@
           <w14:ligatures w14:val="none"/>
         </w:rPr>
       </w:pPr>
-      <w:r>
-        <w:rPr>
-          <w:rFonts w:eastAsia="Times New Roman" w:cstheme="minorHAnsi"/>
-          <w:kern w:val="0"/>
-          <w:sz w:val="20"/>
-          <w:szCs w:val="20"/>
-          <w14:ligatures w14:val="none"/>
-        </w:rPr>
-        <w:t>ip netns exec ns1 ping -c 4 10.11.2.6</w:t>
+      <w:proofErr w:type="spellStart"/>
+      <w:r>
+        <w:rPr>
+          <w:rFonts w:eastAsia="Times New Roman" w:cstheme="minorHAnsi"/>
+          <w:kern w:val="0"/>
+          <w:sz w:val="20"/>
+          <w:szCs w:val="20"/>
+          <w14:ligatures w14:val="none"/>
+        </w:rPr>
+        <w:t>ip</w:t>
+      </w:r>
+      <w:proofErr w:type="spellEnd"/>
+      <w:r>
+        <w:rPr>
+          <w:rFonts w:eastAsia="Times New Roman" w:cstheme="minorHAnsi"/>
+          <w:kern w:val="0"/>
+          <w:sz w:val="20"/>
+          <w:szCs w:val="20"/>
+          <w14:ligatures w14:val="none"/>
+        </w:rPr>
+        <w:t xml:space="preserve"> </w:t>
+      </w:r>
+      <w:proofErr w:type="spellStart"/>
+      <w:r>
+        <w:rPr>
+          <w:rFonts w:eastAsia="Times New Roman" w:cstheme="minorHAnsi"/>
+          <w:kern w:val="0"/>
+          <w:sz w:val="20"/>
+          <w:szCs w:val="20"/>
+          <w14:ligatures w14:val="none"/>
+        </w:rPr>
+        <w:t>netns</w:t>
+      </w:r>
+      <w:proofErr w:type="spellEnd"/>
+      <w:r>
+        <w:rPr>
+          <w:rFonts w:eastAsia="Times New Roman" w:cstheme="minorHAnsi"/>
+          <w:kern w:val="0"/>
+          <w:sz w:val="20"/>
+          <w:szCs w:val="20"/>
+          <w14:ligatures w14:val="none"/>
+        </w:rPr>
+        <w:t xml:space="preserve"> exec ns1 ping -c 4 10.11.2.6</w:t>
       </w:r>
     </w:p>
     <w:p>
@@ -3282,15 +4246,49 @@
           <w14:ligatures w14:val="none"/>
         </w:rPr>
       </w:pPr>
-      <w:r>
-        <w:rPr>
-          <w:rFonts w:eastAsia="Times New Roman" w:cstheme="minorHAnsi"/>
-          <w:kern w:val="0"/>
-          <w:sz w:val="20"/>
-          <w:szCs w:val="20"/>
-          <w14:ligatures w14:val="none"/>
-        </w:rPr>
-        <w:t>ip netns exec ns0 ping -c 4 10.11.2.4</w:t>
+      <w:proofErr w:type="spellStart"/>
+      <w:r>
+        <w:rPr>
+          <w:rFonts w:eastAsia="Times New Roman" w:cstheme="minorHAnsi"/>
+          <w:kern w:val="0"/>
+          <w:sz w:val="20"/>
+          <w:szCs w:val="20"/>
+          <w14:ligatures w14:val="none"/>
+        </w:rPr>
+        <w:t>ip</w:t>
+      </w:r>
+      <w:proofErr w:type="spellEnd"/>
+      <w:r>
+        <w:rPr>
+          <w:rFonts w:eastAsia="Times New Roman" w:cstheme="minorHAnsi"/>
+          <w:kern w:val="0"/>
+          <w:sz w:val="20"/>
+          <w:szCs w:val="20"/>
+          <w14:ligatures w14:val="none"/>
+        </w:rPr>
+        <w:t xml:space="preserve"> </w:t>
+      </w:r>
+      <w:proofErr w:type="spellStart"/>
+      <w:r>
+        <w:rPr>
+          <w:rFonts w:eastAsia="Times New Roman" w:cstheme="minorHAnsi"/>
+          <w:kern w:val="0"/>
+          <w:sz w:val="20"/>
+          <w:szCs w:val="20"/>
+          <w14:ligatures w14:val="none"/>
+        </w:rPr>
+        <w:t>netns</w:t>
+      </w:r>
+      <w:proofErr w:type="spellEnd"/>
+      <w:r>
+        <w:rPr>
+          <w:rFonts w:eastAsia="Times New Roman" w:cstheme="minorHAnsi"/>
+          <w:kern w:val="0"/>
+          <w:sz w:val="20"/>
+          <w:szCs w:val="20"/>
+          <w14:ligatures w14:val="none"/>
+        </w:rPr>
+        <w:t xml:space="preserve"> exec ns0 ping -c 4 10.11.2.4</w:t>
       </w:r>
     </w:p>
     <w:p>
@@ -3419,15 +4417,49 @@
           <w14:ligatures w14:val="none"/>
         </w:rPr>
       </w:pPr>
-      <w:r>
-        <w:rPr>
-          <w:rFonts w:eastAsia="Times New Roman" w:cstheme="minorHAnsi"/>
-          <w:kern w:val="0"/>
-          <w:sz w:val="20"/>
-          <w:szCs w:val="20"/>
-          <w14:ligatures w14:val="none"/>
-        </w:rPr>
-        <w:t>ip netns exec ns1 ping -c 4 10.11.3.5</w:t>
+      <w:proofErr w:type="spellStart"/>
+      <w:r>
+        <w:rPr>
+          <w:rFonts w:eastAsia="Times New Roman" w:cstheme="minorHAnsi"/>
+          <w:kern w:val="0"/>
+          <w:sz w:val="20"/>
+          <w:szCs w:val="20"/>
+          <w14:ligatures w14:val="none"/>
+        </w:rPr>
+        <w:t>ip</w:t>
+      </w:r>
+      <w:proofErr w:type="spellEnd"/>
+      <w:r>
+        <w:rPr>
+          <w:rFonts w:eastAsia="Times New Roman" w:cstheme="minorHAnsi"/>
+          <w:kern w:val="0"/>
+          <w:sz w:val="20"/>
+          <w:szCs w:val="20"/>
+          <w14:ligatures w14:val="none"/>
+        </w:rPr>
+        <w:t xml:space="preserve"> </w:t>
+      </w:r>
+      <w:proofErr w:type="spellStart"/>
+      <w:r>
+        <w:rPr>
+          <w:rFonts w:eastAsia="Times New Roman" w:cstheme="minorHAnsi"/>
+          <w:kern w:val="0"/>
+          <w:sz w:val="20"/>
+          <w:szCs w:val="20"/>
+          <w14:ligatures w14:val="none"/>
+        </w:rPr>
+        <w:t>netns</w:t>
+      </w:r>
+      <w:proofErr w:type="spellEnd"/>
+      <w:r>
+        <w:rPr>
+          <w:rFonts w:eastAsia="Times New Roman" w:cstheme="minorHAnsi"/>
+          <w:kern w:val="0"/>
+          <w:sz w:val="20"/>
+          <w:szCs w:val="20"/>
+          <w14:ligatures w14:val="none"/>
+        </w:rPr>
+        <w:t xml:space="preserve"> exec ns1 ping -c 4 10.11.3.5</w:t>
       </w:r>
     </w:p>
     <w:p>
@@ -3608,6 +4640,7 @@
           <w:szCs w:val="24"/>
           <w14:ligatures w14:val="none"/>
         </w:rPr>
+        <w:lastRenderedPageBreak/>
         <w:t>This completes the documentation for Network Assignment-1. The network is now fully configured with proper IP addressing, routing, and connectivity verification.</w:t>
       </w:r>
     </w:p>
